--- a/lib/document-templates/mission-order.docx
+++ b/lib/document-templates/mission-order.docx
@@ -14,6 +14,58 @@
         </w:rPr>
       </w:pPr>
       <w:bookmarkStart w:id="0" w:name="_Toc425758841"/>
+      <w:r>
+        <w:rPr>
+          <w:noProof/>
+        </w:rPr>
+        <w:drawing>
+          <wp:anchor distT="0" distB="0" distL="114300" distR="114300" simplePos="0" relativeHeight="251663360" behindDoc="0" locked="0" layoutInCell="1" allowOverlap="1" wp14:anchorId="05FE6F4B" wp14:editId="0DEF44EA">
+            <wp:simplePos x="0" y="0"/>
+            <wp:positionH relativeFrom="margin">
+              <wp:posOffset>-158750</wp:posOffset>
+            </wp:positionH>
+            <wp:positionV relativeFrom="margin">
+              <wp:posOffset>-718185</wp:posOffset>
+            </wp:positionV>
+            <wp:extent cx="1162050" cy="990600"/>
+            <wp:effectExtent l="0" t="0" r="0" b="0"/>
+            <wp:wrapSquare wrapText="bothSides"/>
+            <wp:docPr id="46" name="Picture 46"/>
+            <wp:cNvGraphicFramePr/>
+            <a:graphic xmlns:a="http://schemas.openxmlformats.org/drawingml/2006/main">
+              <a:graphicData uri="http://schemas.openxmlformats.org/drawingml/2006/picture">
+                <pic:pic xmlns:pic="http://schemas.openxmlformats.org/drawingml/2006/picture">
+                  <pic:nvPicPr>
+                    <pic:cNvPr id="46" name="Picture 46"/>
+                    <pic:cNvPicPr/>
+                  </pic:nvPicPr>
+                  <pic:blipFill>
+                    <a:blip r:embed="rId7">
+                      <a:extLst>
+                        <a:ext uri="{28A0092B-C50C-407E-A947-70E740481C1C}">
+                          <a14:useLocalDpi xmlns:a14="http://schemas.microsoft.com/office/drawing/2010/main" val="0"/>
+                        </a:ext>
+                      </a:extLst>
+                    </a:blip>
+                    <a:stretch>
+                      <a:fillRect/>
+                    </a:stretch>
+                  </pic:blipFill>
+                  <pic:spPr>
+                    <a:xfrm>
+                      <a:off x="0" y="0"/>
+                      <a:ext cx="1162050" cy="990600"/>
+                    </a:xfrm>
+                    <a:prstGeom prst="rect">
+                      <a:avLst/>
+                    </a:prstGeom>
+                  </pic:spPr>
+                </pic:pic>
+              </a:graphicData>
+            </a:graphic>
+          </wp:anchor>
+        </w:drawing>
+      </w:r>
     </w:p>
     <w:bookmarkEnd w:id="0"/>
     <w:p>
@@ -45,30 +97,6 @@
           <w:lang w:val="fr-FR"/>
         </w:rPr>
         <w:t>ORDRE DE MISSION N°{reference}</w:t>
-      </w:r>
-      <w:r>
-        <w:rPr>
-          <w:sz w:val="32"/>
-          <w:u w:val="single"/>
-          <w:lang w:val="fr-FR"/>
-        </w:rPr>
-        <w:t/>
-      </w:r>
-      <w:r>
-        <w:rPr>
-          <w:sz w:val="32"/>
-          <w:u w:val="single"/>
-          <w:lang w:val="fr-FR"/>
-        </w:rPr>
-        <w:t/>
-      </w:r>
-      <w:r>
-        <w:rPr>
-          <w:sz w:val="32"/>
-          <w:u w:val="single"/>
-          <w:lang w:val="fr-FR"/>
-        </w:rPr>
-        <w:t/>
       </w:r>
     </w:p>
     <w:p>
@@ -197,17 +225,31 @@
           </w:p>
           <w:p>
             <w:pPr>
-              <w:spacing w:before="160" w:line="320" w:lineRule="auto"/>
+              <w:spacing w:before="160" w:line="360" w:lineRule="auto"/>
+              <w:rPr>
+                <w:rFonts w:ascii="Bell MT" w:hAnsi="Bell MT"/>
+                <w:sz w:val="24"/>
+              </w:rPr>
+            </w:pPr>
+            <w:r>
               <w:rPr>
                 <w:rFonts w:ascii="Bell MT" w:hAnsi="Bell MT"/>
                 <w:b/>
                 <w:sz w:val="24"/>
               </w:rPr>
-            </w:pPr>
-          </w:p>
-          <w:p>
-            <w:pPr>
-              <w:spacing w:before="160" w:line="320" w:lineRule="auto"/>
+              <w:t>NOM ET PRENOM :</w:t>
+            </w:r>
+            <w:r>
+              <w:rPr>
+                <w:rFonts w:ascii="Bell MT" w:hAnsi="Bell MT"/>
+                <w:sz w:val="24"/>
+              </w:rPr>
+              <w:t xml:space="preserve"> {nom_ambassadeur}</w:t>
+            </w:r>
+          </w:p>
+          <w:p>
+            <w:pPr>
+              <w:spacing w:before="160" w:line="360" w:lineRule="auto"/>
               <w:rPr>
                 <w:rFonts w:ascii="Bell MT" w:hAnsi="Bell MT"/>
                 <w:sz w:val="24"/>
@@ -219,19 +261,19 @@
                 <w:b/>
                 <w:sz w:val="24"/>
               </w:rPr>
-              <w:t>NOM ET PRENOM :</w:t>
+              <w:t>FONCTION :</w:t>
             </w:r>
             <w:r>
               <w:rPr>
                 <w:rFonts w:ascii="Bell MT" w:hAnsi="Bell MT"/>
                 <w:sz w:val="24"/>
               </w:rPr>
-              <w:t xml:space="preserve"> {nom_ambassadeur}</w:t>
-            </w:r>
-          </w:p>
-          <w:p>
-            <w:pPr>
-              <w:spacing w:before="160" w:line="320" w:lineRule="auto"/>
+              <w:t xml:space="preserve"> {fonction}</w:t>
+            </w:r>
+          </w:p>
+          <w:p>
+            <w:pPr>
+              <w:spacing w:before="160" w:line="360" w:lineRule="auto"/>
               <w:rPr>
                 <w:rFonts w:ascii="Bell MT" w:hAnsi="Bell MT"/>
                 <w:sz w:val="24"/>
@@ -243,33 +285,19 @@
                 <w:b/>
                 <w:sz w:val="24"/>
               </w:rPr>
-              <w:t>FONCTION :</w:t>
+              <w:t>ORGANISME D’ORIGINE :</w:t>
             </w:r>
             <w:r>
               <w:rPr>
                 <w:rFonts w:ascii="Bell MT" w:hAnsi="Bell MT"/>
                 <w:sz w:val="24"/>
               </w:rPr>
-              <w:t xml:space="preserve"> {fonction}</w:t>
-            </w:r>
-            <w:r>
-              <w:rPr>
-                <w:rFonts w:ascii="Bell MT" w:hAnsi="Bell MT"/>
-                <w:sz w:val="24"/>
-              </w:rPr>
-              <w:t/>
-            </w:r>
-            <w:r>
-              <w:rPr>
-                <w:rFonts w:ascii="Bell MT" w:hAnsi="Bell MT"/>
-                <w:sz w:val="24"/>
-              </w:rPr>
-              <w:t/>
-            </w:r>
-          </w:p>
-          <w:p>
-            <w:pPr>
-              <w:spacing w:before="160" w:line="320" w:lineRule="auto"/>
+              <w:t xml:space="preserve"> {etablissement}</w:t>
+            </w:r>
+          </w:p>
+          <w:p>
+            <w:pPr>
+              <w:spacing w:before="160" w:line="360" w:lineRule="auto"/>
               <w:rPr>
                 <w:rFonts w:ascii="Bell MT" w:hAnsi="Bell MT"/>
                 <w:sz w:val="24"/>
@@ -281,19 +309,19 @@
                 <w:b/>
                 <w:sz w:val="24"/>
               </w:rPr>
-              <w:t>ORGANISME D’ORIGINE :</w:t>
+              <w:t>MOTIF DE LA MISSION :</w:t>
             </w:r>
             <w:r>
               <w:rPr>
                 <w:rFonts w:ascii="Bell MT" w:hAnsi="Bell MT"/>
                 <w:sz w:val="24"/>
               </w:rPr>
-              <w:t xml:space="preserve"> {etablissement}</w:t>
-            </w:r>
-          </w:p>
-          <w:p>
-            <w:pPr>
-              <w:spacing w:before="160" w:line="320" w:lineRule="auto"/>
+              <w:t xml:space="preserve"> {motif}</w:t>
+            </w:r>
+          </w:p>
+          <w:p>
+            <w:pPr>
+              <w:spacing w:before="160" w:line="360" w:lineRule="auto"/>
               <w:rPr>
                 <w:rFonts w:ascii="Bell MT" w:hAnsi="Bell MT"/>
                 <w:sz w:val="24"/>
@@ -305,19 +333,19 @@
                 <w:b/>
                 <w:sz w:val="24"/>
               </w:rPr>
-              <w:t>MOTIF DE LA MISSION :</w:t>
+              <w:t>DESTINATION :</w:t>
             </w:r>
             <w:r>
               <w:rPr>
                 <w:rFonts w:ascii="Bell MT" w:hAnsi="Bell MT"/>
                 <w:sz w:val="24"/>
               </w:rPr>
-              <w:t xml:space="preserve"> {motif}</w:t>
-            </w:r>
-          </w:p>
-          <w:p>
-            <w:pPr>
-              <w:spacing w:before="160" w:line="320" w:lineRule="auto"/>
+              <w:t xml:space="preserve"> {destination}</w:t>
+            </w:r>
+          </w:p>
+          <w:p>
+            <w:pPr>
+              <w:spacing w:before="160" w:line="360" w:lineRule="auto"/>
               <w:rPr>
                 <w:rFonts w:ascii="Bell MT" w:hAnsi="Bell MT"/>
                 <w:sz w:val="24"/>
@@ -329,19 +357,19 @@
                 <w:b/>
                 <w:sz w:val="24"/>
               </w:rPr>
-              <w:t>DESTINATION :</w:t>
+              <w:t>DATE DE DEPART :</w:t>
             </w:r>
             <w:r>
               <w:rPr>
                 <w:rFonts w:ascii="Bell MT" w:hAnsi="Bell MT"/>
                 <w:sz w:val="24"/>
               </w:rPr>
-              <w:t xml:space="preserve"> {destination}</w:t>
-            </w:r>
-          </w:p>
-          <w:p>
-            <w:pPr>
-              <w:spacing w:before="160" w:line="320" w:lineRule="auto"/>
+              <w:t xml:space="preserve"> {date_debut}</w:t>
+            </w:r>
+          </w:p>
+          <w:p>
+            <w:pPr>
+              <w:spacing w:before="160" w:line="360" w:lineRule="auto"/>
               <w:rPr>
                 <w:rFonts w:ascii="Bell MT" w:hAnsi="Bell MT"/>
                 <w:sz w:val="24"/>
@@ -353,19 +381,19 @@
                 <w:b/>
                 <w:sz w:val="24"/>
               </w:rPr>
-              <w:t>DATE DE DEPART :</w:t>
+              <w:t>DATE DE RETOUR :</w:t>
             </w:r>
             <w:r>
               <w:rPr>
                 <w:rFonts w:ascii="Bell MT" w:hAnsi="Bell MT"/>
                 <w:sz w:val="24"/>
               </w:rPr>
-              <w:t xml:space="preserve"> {date_debut}</w:t>
-            </w:r>
-          </w:p>
-          <w:p>
-            <w:pPr>
-              <w:spacing w:before="160" w:line="320" w:lineRule="auto"/>
+              <w:t xml:space="preserve"> {date_fin}</w:t>
+            </w:r>
+          </w:p>
+          <w:p>
+            <w:pPr>
+              <w:spacing w:before="160" w:line="360" w:lineRule="auto"/>
               <w:rPr>
                 <w:rFonts w:ascii="Bell MT" w:hAnsi="Bell MT"/>
                 <w:sz w:val="24"/>
@@ -377,19 +405,19 @@
                 <w:b/>
                 <w:sz w:val="24"/>
               </w:rPr>
-              <w:t>DATE DE RETOUR :</w:t>
+              <w:t>MOYEN DE TRANSPORT :</w:t>
             </w:r>
             <w:r>
               <w:rPr>
                 <w:rFonts w:ascii="Bell MT" w:hAnsi="Bell MT"/>
                 <w:sz w:val="24"/>
               </w:rPr>
-              <w:t xml:space="preserve"> {date_fin}</w:t>
-            </w:r>
-          </w:p>
-          <w:p>
-            <w:pPr>
-              <w:spacing w:before="160" w:line="320" w:lineRule="auto"/>
+              <w:t xml:space="preserve"> {moyen_transport}</w:t>
+            </w:r>
+          </w:p>
+          <w:p>
+            <w:pPr>
+              <w:spacing w:before="160" w:line="360" w:lineRule="auto"/>
               <w:rPr>
                 <w:rFonts w:ascii="Bell MT" w:hAnsi="Bell MT"/>
                 <w:sz w:val="24"/>
@@ -401,45 +429,14 @@
                 <w:b/>
                 <w:sz w:val="24"/>
               </w:rPr>
-              <w:t>MOYEN DE TRANSPORT :</w:t>
+              <w:t>FINANCEMENT :</w:t>
             </w:r>
             <w:r>
               <w:rPr>
                 <w:rFonts w:ascii="Bell MT" w:hAnsi="Bell MT"/>
                 <w:sz w:val="24"/>
               </w:rPr>
-              <w:t xml:space="preserve"> {moyen_transport}</w:t>
-            </w:r>
-          </w:p>
-          <w:p>
-            <w:pPr>
-              <w:spacing w:before="160" w:line="320" w:lineRule="auto"/>
-              <w:rPr>
-                <w:rFonts w:ascii="Bell MT" w:hAnsi="Bell MT"/>
-                <w:sz w:val="24"/>
-              </w:rPr>
-            </w:pPr>
-            <w:r>
-              <w:rPr>
-                <w:rFonts w:ascii="Bell MT" w:hAnsi="Bell MT"/>
-                <w:b/>
-                <w:sz w:val="24"/>
-              </w:rPr>
-              <w:t>FINANCEMENT :</w:t>
-            </w:r>
-            <w:r>
-              <w:rPr>
-                <w:rFonts w:ascii="Bell MT" w:hAnsi="Bell MT"/>
-                <w:sz w:val="24"/>
-              </w:rPr>
               <w:t xml:space="preserve"> {financement}</w:t>
-            </w:r>
-            <w:r>
-              <w:rPr>
-                <w:rFonts w:ascii="Bell MT" w:hAnsi="Bell MT"/>
-                <w:sz w:val="24"/>
-              </w:rPr>
-              <w:t/>
             </w:r>
           </w:p>
         </w:tc>
@@ -491,28 +488,7 @@
                 <w:rFonts w:ascii="Bell MT" w:hAnsi="Bell MT"/>
                 <w:sz w:val="28"/>
               </w:rPr>
-              <w:t xml:space="preserve">Fait à Niamey, le {date_lettre}</w:t>
-            </w:r>
-            <w:r>
-              <w:rPr>
-                <w:rFonts w:ascii="Bell MT" w:hAnsi="Bell MT"/>
-                <w:sz w:val="28"/>
-              </w:rPr>
-              <w:t/>
-            </w:r>
-            <w:r>
-              <w:rPr>
-                <w:rFonts w:ascii="Bell MT" w:hAnsi="Bell MT"/>
-                <w:sz w:val="28"/>
-              </w:rPr>
-              <w:t/>
-            </w:r>
-            <w:r>
-              <w:rPr>
-                <w:rFonts w:ascii="Bell MT" w:hAnsi="Bell MT"/>
-                <w:sz w:val="28"/>
-              </w:rPr>
-              <w:t/>
+              <w:t>Fait à Niamey, le {date_lettre}</w:t>
             </w:r>
           </w:p>
           <w:p>
@@ -552,7 +528,7 @@
                           </pic:cNvPicPr>
                         </pic:nvPicPr>
                         <pic:blipFill>
-                          <a:blip r:embed="rId7">
+                          <a:blip r:embed="rId8">
                             <a:clrChange>
                               <a:clrFrom>
                                 <a:srgbClr val="FFFFFF"/>
@@ -631,7 +607,7 @@
                           </pic:cNvPicPr>
                         </pic:nvPicPr>
                         <pic:blipFill>
-                          <a:blip r:embed="rId8">
+                          <a:blip r:embed="rId9">
                             <a:clrChange>
                               <a:clrFrom>
                                 <a:srgbClr val="FFFFFF"/>
@@ -867,6 +843,144 @@
         </w:tc>
       </w:tr>
     </w:tbl>
+    <w:tbl>
+      <w:tblPr>
+        <w:tblStyle w:val="Grilledutableau"/>
+        <w:tblpPr w:leftFromText="180" w:rightFromText="180" w:vertAnchor="text" w:horzAnchor="margin" w:tblpY="1142"/>
+        <w:tblW w:w="5185" w:type="pct"/>
+        <w:tblBorders>
+          <w:top w:val="none" w:sz="0" w:space="0" w:color="auto"/>
+          <w:left w:val="none" w:sz="0" w:space="0" w:color="auto"/>
+          <w:bottom w:val="none" w:sz="0" w:space="0" w:color="auto"/>
+          <w:right w:val="none" w:sz="0" w:space="0" w:color="auto"/>
+          <w:insideH w:val="none" w:sz="0" w:space="0" w:color="auto"/>
+          <w:insideV w:val="none" w:sz="0" w:space="0" w:color="auto"/>
+        </w:tblBorders>
+        <w:tblLook w:val="04A0" w:firstRow="1" w:lastRow="0" w:firstColumn="1" w:lastColumn="0" w:noHBand="0" w:noVBand="1"/>
+      </w:tblPr>
+      <w:tblGrid>
+        <w:gridCol w:w="5335"/>
+        <w:gridCol w:w="4071"/>
+      </w:tblGrid>
+      <w:tr>
+        <w:trPr>
+          <w:trHeight w:val="558"/>
+        </w:trPr>
+        <w:tc>
+          <w:tcPr>
+            <w:tcW w:w="2836" w:type="pct"/>
+          </w:tcPr>
+          <w:p>
+            <w:pPr>
+              <w:spacing w:after="17"/>
+            </w:pPr>
+            <w:r>
+              <w:rPr>
+                <w:color w:val="0070C0"/>
+              </w:rPr>
+              <w:t>Boulevard Muhammad Buhari</w:t>
+            </w:r>
+          </w:p>
+          <w:p>
+            <w:pPr>
+              <w:spacing w:after="22"/>
+            </w:pPr>
+            <w:r>
+              <w:rPr>
+                <w:color w:val="0070C0"/>
+              </w:rPr>
+              <w:t xml:space="preserve">Face station </w:t>
+            </w:r>
+            <w:proofErr w:type="spellStart"/>
+            <w:r>
+              <w:rPr>
+                <w:color w:val="0070C0"/>
+              </w:rPr>
+              <w:t>Oriba</w:t>
+            </w:r>
+            <w:proofErr w:type="spellEnd"/>
+            <w:r>
+              <w:rPr>
+                <w:color w:val="0070C0"/>
+              </w:rPr>
+              <w:t xml:space="preserve"> </w:t>
+            </w:r>
+            <w:proofErr w:type="spellStart"/>
+            <w:r>
+              <w:rPr>
+                <w:color w:val="0070C0"/>
+              </w:rPr>
+              <w:t>Bobiel</w:t>
+            </w:r>
+            <w:proofErr w:type="spellEnd"/>
+            <w:r>
+              <w:rPr>
+                <w:color w:val="0070C0"/>
+              </w:rPr>
+              <w:t xml:space="preserve"> 2</w:t>
+            </w:r>
+          </w:p>
+          <w:p>
+            <w:pPr>
+              <w:spacing w:after="160"/>
+            </w:pPr>
+            <w:r>
+              <w:rPr>
+                <w:color w:val="0070C0"/>
+              </w:rPr>
+              <w:t>RCCM : NI-NIA-2014-B-701</w:t>
+            </w:r>
+          </w:p>
+        </w:tc>
+        <w:tc>
+          <w:tcPr>
+            <w:tcW w:w="2164" w:type="pct"/>
+          </w:tcPr>
+          <w:p>
+            <w:pPr>
+              <w:spacing w:after="17"/>
+              <w:rPr>
+                <w:color w:val="0070C0"/>
+              </w:rPr>
+            </w:pPr>
+            <w:r>
+              <w:rPr>
+                <w:color w:val="0070C0"/>
+              </w:rPr>
+              <w:t>Tel : +227 20350379 ; 90341134</w:t>
+            </w:r>
+          </w:p>
+          <w:p>
+            <w:pPr>
+              <w:spacing w:after="22"/>
+              <w:ind w:right="139"/>
+              <w:rPr>
+                <w:color w:val="0070C0"/>
+              </w:rPr>
+            </w:pPr>
+            <w:r>
+              <w:rPr>
+                <w:color w:val="0070C0"/>
+              </w:rPr>
+              <w:t>Email : leaderdafrique@outlook.fr</w:t>
+            </w:r>
+          </w:p>
+          <w:p>
+            <w:pPr>
+              <w:rPr>
+                <w:color w:val="0070C0"/>
+              </w:rPr>
+            </w:pPr>
+            <w:r>
+              <w:rPr>
+                <w:color w:val="0070C0"/>
+              </w:rPr>
+              <w:t>NIF : 28 484 /R Niamey - NIGER</w:t>
+            </w:r>
+          </w:p>
+        </w:tc>
+      </w:tr>
+    </w:tbl>
     <w:p>
       <w:pPr>
         <w:rPr>
@@ -874,14 +988,123 @@
           <w:sz w:val="14"/>
         </w:rPr>
       </w:pPr>
+      <w:r>
+        <w:rPr>
+          <w:rFonts w:ascii="Calibri" w:eastAsia="Calibri" w:hAnsi="Calibri" w:cs="Calibri"/>
+          <w:noProof/>
+        </w:rPr>
+        <mc:AlternateContent>
+          <mc:Choice Requires="wpg">
+            <w:drawing>
+              <wp:anchor distT="0" distB="0" distL="114300" distR="114300" simplePos="0" relativeHeight="251665408" behindDoc="1" locked="0" layoutInCell="1" allowOverlap="1" wp14:anchorId="12CB69DA" wp14:editId="3708414B">
+                <wp:simplePos x="0" y="0"/>
+                <wp:positionH relativeFrom="page">
+                  <wp:posOffset>857250</wp:posOffset>
+                </wp:positionH>
+                <wp:positionV relativeFrom="page">
+                  <wp:posOffset>8890000</wp:posOffset>
+                </wp:positionV>
+                <wp:extent cx="6068695" cy="19050"/>
+                <wp:effectExtent l="0" t="0" r="0" b="0"/>
+                <wp:wrapTight wrapText="bothSides">
+                  <wp:wrapPolygon edited="0">
+                    <wp:start x="0" y="0"/>
+                    <wp:lineTo x="0" y="21600"/>
+                    <wp:lineTo x="21600" y="21600"/>
+                    <wp:lineTo x="21600" y="0"/>
+                  </wp:wrapPolygon>
+                </wp:wrapTight>
+                <wp:docPr id="1177" name="Group 1177"/>
+                <wp:cNvGraphicFramePr/>
+                <a:graphic xmlns:a="http://schemas.openxmlformats.org/drawingml/2006/main">
+                  <a:graphicData uri="http://schemas.microsoft.com/office/word/2010/wordprocessingGroup">
+                    <wpg:wgp>
+                      <wpg:cNvGrpSpPr/>
+                      <wpg:grpSpPr>
+                        <a:xfrm>
+                          <a:off x="0" y="0"/>
+                          <a:ext cx="6068695" cy="19050"/>
+                          <a:chOff x="0" y="0"/>
+                          <a:chExt cx="6068695" cy="19050"/>
+                        </a:xfrm>
+                      </wpg:grpSpPr>
+                      <wps:wsp>
+                        <wps:cNvPr id="47" name="Shape 47"/>
+                        <wps:cNvSpPr/>
+                        <wps:spPr>
+                          <a:xfrm>
+                            <a:off x="0" y="0"/>
+                            <a:ext cx="6068695" cy="0"/>
+                          </a:xfrm>
+                          <a:custGeom>
+                            <a:avLst/>
+                            <a:gdLst/>
+                            <a:ahLst/>
+                            <a:cxnLst/>
+                            <a:rect l="0" t="0" r="0" b="0"/>
+                            <a:pathLst>
+                              <a:path w="6068695">
+                                <a:moveTo>
+                                  <a:pt x="0" y="0"/>
+                                </a:moveTo>
+                                <a:lnTo>
+                                  <a:pt x="6068695" y="0"/>
+                                </a:lnTo>
+                              </a:path>
+                            </a:pathLst>
+                          </a:custGeom>
+                          <a:ln w="19050" cap="flat">
+                            <a:miter lim="127000"/>
+                          </a:ln>
+                        </wps:spPr>
+                        <wps:style>
+                          <a:lnRef idx="1">
+                            <a:srgbClr val="000000"/>
+                          </a:lnRef>
+                          <a:fillRef idx="0">
+                            <a:srgbClr val="000000">
+                              <a:alpha val="0"/>
+                            </a:srgbClr>
+                          </a:fillRef>
+                          <a:effectRef idx="0">
+                            <a:scrgbClr r="0" g="0" b="0"/>
+                          </a:effectRef>
+                          <a:fontRef idx="none"/>
+                        </wps:style>
+                        <wps:bodyPr/>
+                      </wps:wsp>
+                    </wpg:wgp>
+                  </a:graphicData>
+                </a:graphic>
+                <wp14:sizeRelH relativeFrom="margin">
+                  <wp14:pctWidth>0</wp14:pctWidth>
+                </wp14:sizeRelH>
+                <wp14:sizeRelV relativeFrom="margin">
+                  <wp14:pctHeight>0</wp14:pctHeight>
+                </wp14:sizeRelV>
+              </wp:anchor>
+            </w:drawing>
+          </mc:Choice>
+          <mc:Fallback>
+            <w:pict>
+              <v:group w14:anchorId="52D14B05" id="Group 1177" o:spid="_x0000_s1026" style="position:absolute;margin-left:67.5pt;margin-top:700pt;width:477.85pt;height:1.5pt;z-index:-251651072;mso-position-horizontal-relative:page;mso-position-vertical-relative:page;mso-width-relative:margin;mso-height-relative:margin" coordsize="60686,190" o:gfxdata="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">
+                <v:shape id="Shape 47" o:spid="_x0000_s1027" style="position:absolute;width:60686;height:0;visibility:visible;mso-wrap-style:square;v-text-anchor:top" coordsize="6068695,0" o:gfxdata="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" path="m,l6068695,e" filled="f" strokeweight="1.5pt">
+                  <v:stroke miterlimit="83231f" joinstyle="miter"/>
+                  <v:path arrowok="t" textboxrect="0,0,6068695,0"/>
+                </v:shape>
+                <w10:wrap type="tight" anchorx="page" anchory="page"/>
+              </v:group>
+            </w:pict>
+          </mc:Fallback>
+        </mc:AlternateContent>
+      </w:r>
     </w:p>
     <w:sectPr>
-      <w:headerReference w:type="even" r:id="rId9"/>
-      <w:headerReference w:type="default" r:id="rId10"/>
-      <w:footerReference w:type="default" r:id="rId11"/>
+      <w:headerReference w:type="even" r:id="rId10"/>
+      <w:headerReference w:type="default" r:id="rId11"/>
       <w:headerReference w:type="first" r:id="rId12"/>
       <w:pgSz w:w="11906" w:h="16838"/>
-      <w:pgMar w:top="1644" w:right="1418" w:bottom="1418" w:left="1418" w:header="709" w:footer="442" w:gutter="0"/>
+      <w:pgMar w:top="1644" w:right="1418" w:bottom="1418" w:left="1418" w:header="0" w:footer="0" w:gutter="0"/>
       <w:cols w:space="708"/>
       <w:docGrid w:linePitch="360"/>
     </w:sectPr>
@@ -912,138 +1135,6 @@
     </w:p>
   </w:endnote>
 </w:endnotes>
-</file>
-
-<file path=word/footer1.xml><?xml version="1.0" encoding="utf-8"?>
-<w:ftr xmlns:wpc="http://schemas.microsoft.com/office/word/2010/wordprocessingCanvas" xmlns:cx="http://schemas.microsoft.com/office/drawing/2014/chartex" xmlns:cx1="http://schemas.microsoft.com/office/drawing/2015/9/8/chartex" xmlns:cx2="http://schemas.microsoft.com/office/drawing/2015/10/21/chartex" xmlns:cx3="http://schemas.microsoft.com/office/drawing/2016/5/9/chartex" xmlns:cx4="http://schemas.microsoft.com/office/drawing/2016/5/10/chartex" xmlns:cx5="http://schemas.microsoft.com/office/drawing/2016/5/11/chartex" xmlns:cx6="http://schemas.microsoft.com/office/drawing/2016/5/12/chartex" xmlns:cx7="http://schemas.microsoft.com/office/drawing/2016/5/13/chartex" xmlns:cx8="http://schemas.microsoft.com/office/drawing/2016/5/14/chartex" xmlns:mc="http://schemas.openxmlformats.org/markup-compatibility/2006" xmlns:aink="http://schemas.microsoft.com/office/drawing/2016/ink" xmlns:am3d="http://schemas.microsoft.com/office/drawing/2017/model3d" xmlns:o="urn:schemas-microsoft-com:office:office" xmlns:oel="http://schemas.microsoft.com/office/2019/extlst" xmlns:r="http://schemas.openxmlformats.org/officeDocument/2006/relationships" xmlns:m="http://schemas.openxmlformats.org/officeDocument/2006/math" xmlns:v="urn:schemas-microsoft-com:vml" xmlns:wp14="http://schemas.microsoft.com/office/word/2010/wordprocessingDrawing" xmlns:wp="http://schemas.openxmlformats.org/drawingml/2006/wordprocessingDrawing" xmlns:w10="urn:schemas-microsoft-com:office:word" xmlns:w="http://schemas.openxmlformats.org/wordprocessingml/2006/main" xmlns:w14="http://schemas.microsoft.com/office/word/2010/wordml" xmlns:w15="http://schemas.microsoft.com/office/word/2012/wordml" xmlns:w16cex="http://schemas.microsoft.com/office/word/2018/wordml/cex" xmlns:w16cid="http://schemas.microsoft.com/office/word/2016/wordml/cid" xmlns:w16="http://schemas.microsoft.com/office/word/2018/wordml" xmlns:w16du="http://schemas.microsoft.com/office/word/2023/wordml/word16du" xmlns:w16sdtdh="http://schemas.microsoft.com/office/word/2020/wordml/sdtdatahash" xmlns:w16sdtfl="http://schemas.microsoft.com/office/word/2024/wordml/sdtformatlock" xmlns:w16se="http://schemas.microsoft.com/office/word/2015/wordml/symex" xmlns:wpg="http://schemas.microsoft.com/office/word/2010/wordprocessingGroup" xmlns:wpi="http://schemas.microsoft.com/office/word/2010/wordprocessingInk" xmlns:wne="http://schemas.microsoft.com/office/word/2006/wordml" xmlns:wps="http://schemas.microsoft.com/office/word/2010/wordprocessingShape" mc:Ignorable="w14 w15 w16se w16cid w16 w16cex w16sdtdh w16sdtfl w16du wp14">
-  <w:p>
-    <w:pPr>
-      <w:pStyle w:val="Pieddepage"/>
-      <w:rPr>
-        <w:rFonts w:ascii="Berlin Sans FB" w:hAnsi="Berlin Sans FB"/>
-        <w:sz w:val="20"/>
-        <w:szCs w:val="20"/>
-      </w:rPr>
-    </w:pPr>
-    <w:r>
-      <w:rPr>
-        <w:noProof/>
-        <w:lang w:eastAsia="fr-FR"/>
-      </w:rPr>
-      <w:drawing>
-        <wp:inline distT="0" distB="0" distL="0" distR="0" wp14:anchorId="25C55872" wp14:editId="4C29FC0C">
-          <wp:extent cx="5757590" cy="660171"/>
-          <wp:effectExtent l="0" t="0" r="0" b="0"/>
-          <wp:docPr id="11" name="Image 11"/>
-          <wp:cNvGraphicFramePr>
-            <a:graphicFrameLocks xmlns:a="http://schemas.openxmlformats.org/drawingml/2006/main" noChangeAspect="1"/>
-          </wp:cNvGraphicFramePr>
-          <a:graphic xmlns:a="http://schemas.openxmlformats.org/drawingml/2006/main">
-            <a:graphicData uri="http://schemas.openxmlformats.org/drawingml/2006/picture">
-              <pic:pic xmlns:pic="http://schemas.openxmlformats.org/drawingml/2006/picture">
-                <pic:nvPicPr>
-                  <pic:cNvPr id="0" name="Picture 2"/>
-                  <pic:cNvPicPr>
-                    <a:picLocks noChangeAspect="1" noChangeArrowheads="1"/>
-                  </pic:cNvPicPr>
-                </pic:nvPicPr>
-                <pic:blipFill>
-                  <a:blip r:embed="rId1">
-                    <a:extLst>
-                      <a:ext uri="{28A0092B-C50C-407E-A947-70E740481C1C}">
-                        <a14:useLocalDpi xmlns:a14="http://schemas.microsoft.com/office/drawing/2010/main" val="0"/>
-                      </a:ext>
-                    </a:extLst>
-                  </a:blip>
-                  <a:srcRect/>
-                  <a:stretch>
-                    <a:fillRect/>
-                  </a:stretch>
-                </pic:blipFill>
-                <pic:spPr bwMode="auto">
-                  <a:xfrm>
-                    <a:off x="0" y="0"/>
-                    <a:ext cx="5764310" cy="660941"/>
-                  </a:xfrm>
-                  <a:prstGeom prst="rect">
-                    <a:avLst/>
-                  </a:prstGeom>
-                  <a:noFill/>
-                  <a:ln>
-                    <a:noFill/>
-                  </a:ln>
-                </pic:spPr>
-              </pic:pic>
-            </a:graphicData>
-          </a:graphic>
-        </wp:inline>
-      </w:drawing>
-    </w:r>
-    <w:r>
-      <w:rPr>
-        <w:rFonts w:ascii="Berlin Sans FB" w:hAnsi="Berlin Sans FB"/>
-        <w:noProof/>
-        <w:sz w:val="20"/>
-        <w:szCs w:val="20"/>
-        <w:lang w:eastAsia="fr-FR"/>
-      </w:rPr>
-      <w:drawing>
-        <wp:anchor distT="36576" distB="36576" distL="36576" distR="36576" simplePos="0" relativeHeight="251655168" behindDoc="1" locked="0" layoutInCell="1" allowOverlap="1" wp14:anchorId="7CAC4BD8" wp14:editId="7CAC4BD9">
-          <wp:simplePos x="0" y="0"/>
-          <wp:positionH relativeFrom="column">
-            <wp:posOffset>6768465</wp:posOffset>
-          </wp:positionH>
-          <wp:positionV relativeFrom="paragraph">
-            <wp:posOffset>1714500</wp:posOffset>
-          </wp:positionV>
-          <wp:extent cx="304165" cy="292100"/>
-          <wp:effectExtent l="19050" t="0" r="635" b="0"/>
-          <wp:wrapNone/>
-          <wp:docPr id="10" name="Image 10"/>
-          <wp:cNvGraphicFramePr>
-            <a:graphicFrameLocks xmlns:a="http://schemas.openxmlformats.org/drawingml/2006/main" noChangeAspect="1"/>
-          </wp:cNvGraphicFramePr>
-          <a:graphic xmlns:a="http://schemas.openxmlformats.org/drawingml/2006/main">
-            <a:graphicData uri="http://schemas.openxmlformats.org/drawingml/2006/picture">
-              <pic:pic xmlns:pic="http://schemas.openxmlformats.org/drawingml/2006/picture">
-                <pic:nvPicPr>
-                  <pic:cNvPr id="0" name="Picture 82"/>
-                  <pic:cNvPicPr>
-                    <a:picLocks noChangeAspect="1" noChangeArrowheads="1"/>
-                  </pic:cNvPicPr>
-                </pic:nvPicPr>
-                <pic:blipFill>
-                  <a:blip r:embed="rId2"/>
-                  <a:srcRect/>
-                  <a:stretch>
-                    <a:fillRect/>
-                  </a:stretch>
-                </pic:blipFill>
-                <pic:spPr bwMode="auto">
-                  <a:xfrm>
-                    <a:off x="0" y="0"/>
-                    <a:ext cx="304165" cy="292100"/>
-                  </a:xfrm>
-                  <a:prstGeom prst="rect">
-                    <a:avLst/>
-                  </a:prstGeom>
-                  <a:noFill/>
-                  <a:ln w="9525" algn="in">
-                    <a:noFill/>
-                    <a:miter lim="800000"/>
-                    <a:headEnd/>
-                    <a:tailEnd/>
-                  </a:ln>
-                  <a:effectLst/>
-                </pic:spPr>
-              </pic:pic>
-            </a:graphicData>
-          </a:graphic>
-        </wp:anchor>
-      </w:drawing>
-    </w:r>
-  </w:p>
-</w:ftr>
 </file>
 
 <file path=word/footnotes.xml><?xml version="1.0" encoding="utf-8"?>
@@ -1123,160 +1214,6 @@
         <w:noProof/>
         <w:sz w:val="24"/>
         <w:szCs w:val="24"/>
-        <w:lang w:eastAsia="fr-FR"/>
-      </w:rPr>
-      <w:drawing>
-        <wp:anchor distT="36576" distB="36576" distL="36576" distR="36576" simplePos="0" relativeHeight="251654144" behindDoc="1" locked="0" layoutInCell="1" allowOverlap="1" wp14:anchorId="7CAC4BD2" wp14:editId="00564A8B">
-          <wp:simplePos x="0" y="0"/>
-          <wp:positionH relativeFrom="column">
-            <wp:posOffset>5756275</wp:posOffset>
-          </wp:positionH>
-          <wp:positionV relativeFrom="paragraph">
-            <wp:posOffset>779221</wp:posOffset>
-          </wp:positionV>
-          <wp:extent cx="297180" cy="285115"/>
-          <wp:effectExtent l="0" t="0" r="7620" b="635"/>
-          <wp:wrapNone/>
-          <wp:docPr id="8" name="Image 8"/>
-          <wp:cNvGraphicFramePr>
-            <a:graphicFrameLocks xmlns:a="http://schemas.openxmlformats.org/drawingml/2006/main" noChangeAspect="1"/>
-          </wp:cNvGraphicFramePr>
-          <a:graphic xmlns:a="http://schemas.openxmlformats.org/drawingml/2006/main">
-            <a:graphicData uri="http://schemas.openxmlformats.org/drawingml/2006/picture">
-              <pic:pic xmlns:pic="http://schemas.openxmlformats.org/drawingml/2006/picture">
-                <pic:nvPicPr>
-                  <pic:cNvPr id="0" name="Picture 18"/>
-                  <pic:cNvPicPr>
-                    <a:picLocks noChangeAspect="1" noChangeArrowheads="1"/>
-                  </pic:cNvPicPr>
-                </pic:nvPicPr>
-                <pic:blipFill>
-                  <a:blip r:embed="rId1">
-                    <a:extLst>
-                      <a:ext uri="{28A0092B-C50C-407E-A947-70E740481C1C}">
-                        <a14:useLocalDpi xmlns:a14="http://schemas.microsoft.com/office/drawing/2010/main" val="0"/>
-                      </a:ext>
-                    </a:extLst>
-                  </a:blip>
-                  <a:srcRect/>
-                  <a:stretch>
-                    <a:fillRect/>
-                  </a:stretch>
-                </pic:blipFill>
-                <pic:spPr bwMode="auto">
-                  <a:xfrm>
-                    <a:off x="0" y="0"/>
-                    <a:ext cx="297180" cy="285115"/>
-                  </a:xfrm>
-                  <a:prstGeom prst="rect">
-                    <a:avLst/>
-                  </a:prstGeom>
-                  <a:noFill/>
-                  <a:ln>
-                    <a:noFill/>
-                  </a:ln>
-                  <a:effectLst/>
-                </pic:spPr>
-              </pic:pic>
-            </a:graphicData>
-          </a:graphic>
-        </wp:anchor>
-      </w:drawing>
-    </w:r>
-    <w:r>
-      <w:rPr>
-        <w:noProof/>
-        <w:sz w:val="24"/>
-        <w:szCs w:val="24"/>
-        <w:lang w:eastAsia="fr-FR"/>
-      </w:rPr>
-      <mc:AlternateContent>
-        <mc:Choice Requires="wps">
-          <w:drawing>
-            <wp:anchor distT="36575" distB="36575" distL="36576" distR="36576" simplePos="0" relativeHeight="251659264" behindDoc="0" locked="0" layoutInCell="1" allowOverlap="1" wp14:anchorId="7CAC4BD4" wp14:editId="17C717D4">
-              <wp:simplePos x="0" y="0"/>
-              <wp:positionH relativeFrom="column">
-                <wp:posOffset>47574</wp:posOffset>
-              </wp:positionH>
-              <wp:positionV relativeFrom="paragraph">
-                <wp:posOffset>1063218</wp:posOffset>
-              </wp:positionV>
-              <wp:extent cx="5878195" cy="0"/>
-              <wp:effectExtent l="0" t="0" r="46355" b="57150"/>
-              <wp:wrapNone/>
-              <wp:docPr id="40" name="Connecteur droit avec flèche 6"/>
-              <wp:cNvGraphicFramePr>
-                <a:graphicFrameLocks xmlns:a="http://schemas.openxmlformats.org/drawingml/2006/main"/>
-              </wp:cNvGraphicFramePr>
-              <a:graphic xmlns:a="http://schemas.openxmlformats.org/drawingml/2006/main">
-                <a:graphicData uri="http://schemas.microsoft.com/office/word/2010/wordprocessingShape">
-                  <wps:wsp>
-                    <wps:cNvCnPr>
-                      <a:cxnSpLocks noChangeShapeType="1"/>
-                    </wps:cNvCnPr>
-                    <wps:spPr bwMode="auto">
-                      <a:xfrm>
-                        <a:off x="0" y="0"/>
-                        <a:ext cx="5878195" cy="0"/>
-                      </a:xfrm>
-                      <a:prstGeom prst="straightConnector1">
-                        <a:avLst/>
-                      </a:prstGeom>
-                      <a:noFill/>
-                      <a:ln w="19050">
-                        <a:solidFill>
-                          <a:srgbClr val="FFC000"/>
-                        </a:solidFill>
-                        <a:round/>
-                        <a:headEnd/>
-                        <a:tailEnd/>
-                      </a:ln>
-                      <a:effectLst>
-                        <a:outerShdw dist="35921" dir="2700000" algn="ctr" rotWithShape="0">
-                          <a:srgbClr val="974706">
-                            <a:alpha val="50000"/>
-                          </a:srgbClr>
-                        </a:outerShdw>
-                      </a:effectLst>
-                      <a:extLst>
-                        <a:ext uri="{909E8E84-426E-40DD-AFC4-6F175D3DCCD1}">
-                          <a14:hiddenFill xmlns:a14="http://schemas.microsoft.com/office/drawing/2010/main">
-                            <a:noFill/>
-                          </a14:hiddenFill>
-                        </a:ext>
-                      </a:extLst>
-                    </wps:spPr>
-                    <wps:bodyPr/>
-                  </wps:wsp>
-                </a:graphicData>
-              </a:graphic>
-              <wp14:sizeRelH relativeFrom="page">
-                <wp14:pctWidth>0</wp14:pctWidth>
-              </wp14:sizeRelH>
-              <wp14:sizeRelV relativeFrom="page">
-                <wp14:pctHeight>0</wp14:pctHeight>
-              </wp14:sizeRelV>
-            </wp:anchor>
-          </w:drawing>
-        </mc:Choice>
-        <mc:Fallback>
-          <w:pict>
-            <v:shapetype w14:anchorId="2B0F37F7" id="_x0000_t32" coordsize="21600,21600" o:spt="32" o:oned="t" path="m,l21600,21600e" filled="f">
-              <v:path arrowok="t" fillok="f" o:connecttype="none"/>
-              <o:lock v:ext="edit" shapetype="t"/>
-            </v:shapetype>
-            <v:shape id="Connecteur droit avec flèche 6" o:spid="_x0000_s1026" type="#_x0000_t32" style="position:absolute;margin-left:3.75pt;margin-top:83.7pt;width:462.85pt;height:0;z-index:251659264;visibility:visible;mso-wrap-style:square;mso-width-percent:0;mso-height-percent:0;mso-wrap-distance-left:2.88pt;mso-wrap-distance-top:1.016mm;mso-wrap-distance-right:2.88pt;mso-wrap-distance-bottom:1.016mm;mso-position-horizontal:absolute;mso-position-horizontal-relative:text;mso-position-vertical:absolute;mso-position-vertical-relative:text;mso-width-percent:0;mso-height-percent:0;mso-width-relative:page;mso-height-relative:page" o:gfxdata="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" strokecolor="#ffc000" strokeweight="1.5pt">
-              <v:shadow on="t" color="#974706" opacity=".5"/>
-            </v:shape>
-          </w:pict>
-        </mc:Fallback>
-      </mc:AlternateContent>
-    </w:r>
-    <w:r>
-      <w:rPr>
-        <w:noProof/>
-        <w:sz w:val="24"/>
-        <w:szCs w:val="24"/>
       </w:rPr>
       <w:pict w14:anchorId="7CAC4BD1">
         <v:shapetype id="_x0000_t75" coordsize="21600,21600" o:spt="75" o:preferrelative="t" path="m@4@5l@4@11@9@11@9@5xe" filled="f" stroked="f">
@@ -1299,61 +1236,10 @@
           <o:lock v:ext="edit" aspectratio="t"/>
         </v:shapetype>
         <v:shape id="WordPictureWatermark1206079315" o:spid="_x0000_s1027" type="#_x0000_t75" style="position:absolute;margin-left:0;margin-top:0;width:453.45pt;height:566.25pt;z-index:-251658240;mso-position-horizontal:center;mso-position-horizontal-relative:margin;mso-position-vertical:center;mso-position-vertical-relative:margin" o:allowincell="f">
-          <v:imagedata r:id="rId2" o:title="image cabinet" gain="19661f" blacklevel="22938f"/>
+          <v:imagedata r:id="rId1" o:title="image cabinet" gain="19661f" blacklevel="22938f"/>
           <w10:wrap anchorx="margin" anchory="margin"/>
         </v:shape>
       </w:pict>
-    </w:r>
-    <w:r>
-      <w:rPr>
-        <w:noProof/>
-        <w:lang w:eastAsia="fr-FR"/>
-      </w:rPr>
-      <w:drawing>
-        <wp:inline distT="0" distB="0" distL="0" distR="0" wp14:anchorId="2F6C0FDD" wp14:editId="146C50B7">
-          <wp:extent cx="4725035" cy="1012190"/>
-          <wp:effectExtent l="0" t="0" r="0" b="0"/>
-          <wp:docPr id="9" name="Image 9"/>
-          <wp:cNvGraphicFramePr>
-            <a:graphicFrameLocks xmlns:a="http://schemas.openxmlformats.org/drawingml/2006/main" noChangeAspect="1"/>
-          </wp:cNvGraphicFramePr>
-          <a:graphic xmlns:a="http://schemas.openxmlformats.org/drawingml/2006/main">
-            <a:graphicData uri="http://schemas.openxmlformats.org/drawingml/2006/picture">
-              <pic:pic xmlns:pic="http://schemas.openxmlformats.org/drawingml/2006/picture">
-                <pic:nvPicPr>
-                  <pic:cNvPr id="0" name="Picture 4"/>
-                  <pic:cNvPicPr>
-                    <a:picLocks noChangeAspect="1" noChangeArrowheads="1"/>
-                  </pic:cNvPicPr>
-                </pic:nvPicPr>
-                <pic:blipFill>
-                  <a:blip r:embed="rId3">
-                    <a:extLst>
-                      <a:ext uri="{28A0092B-C50C-407E-A947-70E740481C1C}">
-                        <a14:useLocalDpi xmlns:a14="http://schemas.microsoft.com/office/drawing/2010/main" val="0"/>
-                      </a:ext>
-                    </a:extLst>
-                  </a:blip>
-                  <a:srcRect/>
-                  <a:stretch>
-                    <a:fillRect/>
-                  </a:stretch>
-                </pic:blipFill>
-                <pic:spPr bwMode="auto">
-                  <a:xfrm>
-                    <a:off x="0" y="0"/>
-                    <a:ext cx="4725035" cy="1012190"/>
-                  </a:xfrm>
-                  <a:prstGeom prst="rect">
-                    <a:avLst/>
-                  </a:prstGeom>
-                  <a:noFill/>
-                </pic:spPr>
-              </pic:pic>
-            </a:graphicData>
-          </a:graphic>
-        </wp:inline>
-      </w:drawing>
     </w:r>
   </w:p>
 </w:hdr>
@@ -2709,7 +2595,7 @@
     <w:lsdException w:name="Table Web 2" w:semiHidden="1" w:unhideWhenUsed="1"/>
     <w:lsdException w:name="Table Web 3" w:semiHidden="1" w:unhideWhenUsed="1"/>
     <w:lsdException w:name="Balloon Text" w:semiHidden="1" w:unhideWhenUsed="1"/>
-    <w:lsdException w:name="Table Grid" w:uiPriority="59"/>
+    <w:lsdException w:name="Table Grid" w:uiPriority="39"/>
     <w:lsdException w:name="Table Theme" w:semiHidden="1" w:unhideWhenUsed="1"/>
     <w:lsdException w:name="Placeholder Text" w:semiHidden="1"/>
     <w:lsdException w:name="No Spacing" w:uiPriority="1" w:qFormat="1"/>
@@ -3047,7 +2933,7 @@
   <w:style w:type="table" w:styleId="Grilledutableau">
     <w:name w:val="Table Grid"/>
     <w:basedOn w:val="TableauNormal"/>
-    <w:uiPriority w:val="59"/>
+    <w:uiPriority w:val="39"/>
     <w:rsid w:val="006049A1"/>
     <w:pPr>
       <w:spacing w:after="0" w:line="240" w:lineRule="auto"/>
